--- a/accounting/2026/2026年度_町内会費_徴収状況報告書_20260817.docx
+++ b/accounting/2026/2026年度_町内会費_徴収状況報告書_20260817.docx
@@ -252,7 +252,7 @@
                 <w:sz w:val="18"/>
                 <w:szCs w:val="18"/>
               </w:rPr>
-              <w:t xml:space="preserve">全班一致</w:t>
+              <w:t xml:space="preserve">19班分一致</w:t>
             </w:r>
           </w:p>
         </w:tc>
@@ -277,7 +277,7 @@
                 <w:sz w:val="18"/>
                 <w:szCs w:val="18"/>
               </w:rPr>
-              <w:t xml:space="preserve">班長様からお預かりした入金票20件（21班分）が、通帳の入金額と1円単位で一致</w:t>
+              <w:t xml:space="preserve">班長様からお預かりした入金票19件（20班分）が、通帳の入金額と1円単位で一致。1班・3A班は入金票が未着です</w:t>
             </w:r>
           </w:p>
         </w:tc>
@@ -339,7 +339,7 @@
                 <w:sz w:val="18"/>
                 <w:szCs w:val="18"/>
               </w:rPr>
-              <w:t xml:space="preserve">全班一致</w:t>
+              <w:t xml:space="preserve">提出分は一致</w:t>
             </w:r>
           </w:p>
         </w:tc>
@@ -365,7 +365,7 @@
                 <w:sz w:val="18"/>
                 <w:szCs w:val="18"/>
               </w:rPr>
-              <w:t xml:space="preserve">各班の集金表の合計額が、入金票の金額と完全に一致</w:t>
+              <w:t xml:space="preserve">ご提出いただいた各班の集金表の合計額が、入金票の金額と完全に一致（1班・3A班は集金表が未着）</w:t>
             </w:r>
           </w:p>
         </w:tc>
@@ -585,7 +585,7 @@
           <w:sz w:val="18"/>
           <w:szCs w:val="18"/>
         </w:rPr>
-        <w:t xml:space="preserve">※「入金票」欄の○は、班長様から入金票をお預かりし、通帳の入金と一致を確認済みであることを示します。</w:t>
+        <w:t xml:space="preserve">※「入金票」欄の○は、班長様から入金票をお預かりし、通帳の入金と一致を確認済みであることを示します。△は入金票・集金表が未着で、通帳入金額と未収額の一致により消込した班です。</w:t>
       </w:r>
     </w:p>
     <w:tbl>
@@ -1039,7 +1039,7 @@
                 <w:sz w:val="17"/>
                 <w:szCs w:val="17"/>
               </w:rPr>
-              <w:t xml:space="preserve">○</w:t>
+              <w:t xml:space="preserve">△</w:t>
             </w:r>
           </w:p>
         </w:tc>
@@ -1064,7 +1064,7 @@
                 <w:sz w:val="17"/>
                 <w:szCs w:val="17"/>
               </w:rPr>
-              <w:t xml:space="preserve">5/18 全額入金</w:t>
+              <w:t xml:space="preserve">5/18 全額入金（入金票・集金表は未着／金額一致により消込）</w:t>
             </w:r>
           </w:p>
         </w:tc>
@@ -7243,7 +7243,7 @@
           <w:sz w:val="27"/>
           <w:szCs w:val="27"/>
         </w:rPr>
-        <w:t xml:space="preserve">3. 入金票と通帳の照合結果（20件・すべて一致）</w:t>
+        <w:t xml:space="preserve">3. 通帳入金と入金票の照合結果（20件・すべて一致／うち1班は入金票未着）</w:t>
       </w:r>
     </w:p>
     <w:tbl>
@@ -8892,7 +8892,7 @@
                 <w:sz w:val="17"/>
                 <w:szCs w:val="17"/>
               </w:rPr>
-              <w:t xml:space="preserve">一致（未収額と完全一致）</w:t>
+              <w:t xml:space="preserve">通帳と一致（入金票は未着・未収額と完全一致のため消込）</w:t>
             </w:r>
           </w:p>
         </w:tc>
@@ -10135,7 +10135,7 @@
           <w:sz w:val="18"/>
           <w:szCs w:val="18"/>
         </w:rPr>
-        <w:t xml:space="preserve">※ 3A班のみ、集金表をまだ拝見できておりません。6月1日に144,000円の入金があり、同班の集金予定額とほぼ一致しております。集金表をご提出いただければ、会員ごとの消込が完了いたします。</w:t>
+        <w:t xml:space="preserve">※ 1班・3A班は、集金表・入金票をまだ拝見できておりません。1班は5月18日の入金129,600円が同班の未収額と1円単位で一致したため消込しております。3A班は6月1日に144,000円の入金があり、同班の集金予定額とほぼ一致しております。いずれも集金表をご提出いただければ、会員ごとの消込が確定いたします。</w:t>
       </w:r>
     </w:p>
     <w:p>
@@ -13837,7 +13837,7 @@
           <w:sz w:val="21"/>
           <w:szCs w:val="21"/>
         </w:rPr>
-        <w:t xml:space="preserve">3A班の集金表をご提出ください（6月1日の入金144,000円の会員ごとの消込に必要です）。</w:t>
+        <w:t xml:space="preserve">1班・3A班の集金表（および入金票の控え）をご提出ください（1班5月18日 129,600円・3A班6月1日 144,000円の会員ごとの消込確定に必要です）。</w:t>
       </w:r>
     </w:p>
     <w:p>
